--- a/docs/SRS_Eyewear_System.docx
+++ b/docs/SRS_Eyewear_System.docx
@@ -5222,7 +5222,7 @@
         <w:pStyle w:val="ListBullet"/>
       </w:pPr>
       <w:r>
-        <w:t>Jenkins may be used for automated test and deployment workflows.</w:t>
+        <w:t>Jenkins and GitHub Actions may be used for automated CI/CD pipelines, integrated with OpenAI (AIOps) for automated Jira ticket management.</w:t>
       </w:r>
     </w:p>
     <w:p>
